--- a/ky/wisdom-stories/puppies-for-sale.docx
+++ b/ky/wisdom-stories/puppies-for-sale.docx
@@ -183,7 +183,7 @@
           <w:sz w:val="22"/>
           <w:lang w:val="ky-KG"/>
         </w:rPr>
-        <w:t>— Ветеринарыбыз анын бут сөөгү тубаса кемтик экенин айтты. Ал эч качан эркин баса албайт, — деп жооп берди дүкөн ээси.</w:t>
+        <w:t>— Ветеринарыбыз анын балтырынын ичке сөөгү тубаса кемтик экенин айтты. Ал эч качан эркин баса албайт, — деп жооп берди дүкөн ээси.</w:t>
       </w:r>
     </w:p>
     <w:p>
@@ -327,7 +327,7 @@
           <w:sz w:val="22"/>
           <w:lang w:val="ky-KG"/>
         </w:rPr>
-        <w:t>— Бирок ага мүмкүнчүлүк беришибиз керек, ал да башка күчүктөрдөй эле баалуу, — деп каршы чыкты. Анан эңкейип, шымынын багалегин акырын өйдө түрүп, балдар шал оорусунан жабыркаган бутун жана ага тагылган темир таянычтарды көрсөттү. Кайра кишиге бурулуп, жумшак үн менен мындай деди:</w:t>
+        <w:t>— Бирок ага мүмкүнчүлүк беришибиз керек, ал да башка күчүктөрдөй эле баалуу, — деп каршы чыкты. Анан эңкейип, шымынын багалегин өйдө түрүп, балдар шал оорусунан жабыркаган бутун жана ага тагылган темир таянычтарды көрсөттү. Кайра кишиге бурулуп, жумшак үн менен мындай деди:</w:t>
       </w:r>
     </w:p>
     <w:p>
@@ -369,7 +369,7 @@
           <w:sz w:val="22"/>
           <w:lang w:val="ky-KG"/>
         </w:rPr>
-        <w:t xml:space="preserve">Сабак: </w:t>
+        <w:t>Сабак: Ар бир жанга аны түшүнүп, колдой турган дос керек. Башкачасы да калгандарындай эле баалуу; ага мүмкүнчүлүк берүү керек.</w:t>
       </w:r>
       <w:r>
         <w:rPr>
@@ -378,7 +378,6 @@
           <w:sz w:val="22"/>
           <w:lang w:val="ky-KG"/>
         </w:rPr>
-        <w:t>Басышы же келбети башка болгону үчүн эч бир жанды кем көрбө. Ар кимге түшүнүү, колдоо, дос керек.</w:t>
       </w:r>
     </w:p>
     <w:p>
@@ -398,7 +397,7 @@
           <w:sz w:val="18"/>
           <w:lang w:val="ky-KG"/>
         </w:rPr>
-        <w:t>Окуя ачык интернет булактарынан алынды.</w:t>
+        <w:t>Аңгемелер ачык интернет булактарынан алынган, иллюстрациялар болсо ЖИ менен түзүлгөн.</w:t>
       </w:r>
     </w:p>
     <w:sectPr>

--- a/ky/wisdom-stories/puppies-for-sale.docx
+++ b/ky/wisdom-stories/puppies-for-sale.docx
@@ -3,403 +3,144 @@
 <w:document xmlns:wpc="http://schemas.microsoft.com/office/word/2010/wordprocessingCanvas" xmlns:cx="http://schemas.microsoft.com/office/drawing/2014/chartex" xmlns:cx1="http://schemas.microsoft.com/office/drawing/2015/9/8/chartex" xmlns:cx2="http://schemas.microsoft.com/office/drawing/2015/10/21/chartex" xmlns:cx3="http://schemas.microsoft.com/office/drawing/2016/5/9/chartex" xmlns:cx4="http://schemas.microsoft.com/office/drawing/2016/5/10/chartex" xmlns:cx5="http://schemas.microsoft.com/office/drawing/2016/5/11/chartex" xmlns:cx6="http://schemas.microsoft.com/office/drawing/2016/5/12/chartex" xmlns:cx7="http://schemas.microsoft.com/office/drawing/2016/5/13/chartex" xmlns:cx8="http://schemas.microsoft.com/office/drawing/2016/5/14/chartex" xmlns:mc="http://schemas.openxmlformats.org/markup-compatibility/2006" xmlns:aink="http://schemas.microsoft.com/office/drawing/2016/ink" xmlns:am3d="http://schemas.microsoft.com/office/drawing/2017/model3d" xmlns:o="urn:schemas-microsoft-com:office:office" xmlns:oel="http://schemas.microsoft.com/office/2019/extlst" xmlns:r="http://schemas.openxmlformats.org/officeDocument/2006/relationships" xmlns:m="http://schemas.openxmlformats.org/officeDocument/2006/math" xmlns:v="urn:schemas-microsoft-com:vml" xmlns:wp14="http://schemas.microsoft.com/office/word/2010/wordprocessingDrawing" xmlns:wp="http://schemas.openxmlformats.org/drawingml/2006/wordprocessingDrawing" xmlns:w10="urn:schemas-microsoft-com:office:word" xmlns:w="http://schemas.openxmlformats.org/wordprocessingml/2006/main" xmlns:w14="http://schemas.microsoft.com/office/word/2010/wordml" xmlns:w15="http://schemas.microsoft.com/office/word/2012/wordml" xmlns:w16cex="http://schemas.microsoft.com/office/word/2018/wordml/cex" xmlns:w16cid="http://schemas.microsoft.com/office/word/2016/wordml/cid" xmlns:w16="http://schemas.microsoft.com/office/word/2018/wordml" xmlns:w16du="http://schemas.microsoft.com/office/word/2023/wordml/word16du" xmlns:w16sdtdh="http://schemas.microsoft.com/office/word/2020/wordml/sdtdatahash" xmlns:w16sdtfl="http://schemas.microsoft.com/office/word/2024/wordml/sdtformatlock" xmlns:w16se="http://schemas.microsoft.com/office/word/2015/wordml/symex" xmlns:wpg="http://schemas.microsoft.com/office/word/2010/wordprocessingGroup" xmlns:wpi="http://schemas.microsoft.com/office/word/2010/wordprocessingInk" xmlns:wne="http://schemas.microsoft.com/office/word/2006/wordml" xmlns:wps="http://schemas.microsoft.com/office/word/2010/wordprocessingShape" mc:Ignorable="w14 w15 w16se w16cid w16 w16cex w16sdtdh w16sdtfl w16du wp14">
   <w:body>
     <w:p>
-      <w:pPr>
-        <w:pStyle w:val="Title"/>
-        <w:keepNext/>
-        <w:keepLines w:val="0"/>
-        <w:pageBreakBefore w:val="0"/>
-        <w:widowControl/>
-        <w:spacing w:line="269" w:lineRule="auto" w:after="180" w:before="0"/>
-      </w:pPr>
-      <w:bookmarkStart w:id="10164" w:name="Story_165"/>
       <w:r>
         <w:rPr>
-          <w:rFonts w:ascii="Arial" w:hAnsi="Arial"/>
           <w:b/>
-          <w:color w:val="000000"/>
-          <w:sz w:val="34"/>
-          <w:lang w:val="ky-KG"/>
+          <w:bCs/>
         </w:rPr>
-        <w:t>Күчүктөр сатылат</w:t>
-      </w:r>
-      <w:bookmarkEnd w:id="10164"/>
-    </w:p>
-    <w:p>
-      <w:pPr>
-        <w:keepNext w:val="0"/>
-        <w:keepLines w:val="0"/>
-        <w:pageBreakBefore w:val="0"/>
-        <w:widowControl/>
-        <w:spacing w:line="269" w:lineRule="auto" w:after="120" w:before="0"/>
-      </w:pPr>
+        <w:t>Сатыктагы күчүктөр</w:t>
+      </w:r>
+    </w:p>
+    <w:p>
+      <w:r>
+        <w:t>Дүкөндүн терезесиндеги «Күчүктөр сатылат» деген жазууну көргөн кичинекей бала ичкери кирди.</w:t>
+      </w:r>
+    </w:p>
+    <w:p>
+      <w:r>
+        <w:t>— Күчүктөр канча турат? — деп сурады ал.</w:t>
+      </w:r>
+    </w:p>
+    <w:p>
+      <w:r>
+        <w:t>— Отуз доллардан элүү долларга чейин. Ар биринин баасы ар башка, — деди дүкөнчү.</w:t>
+      </w:r>
+    </w:p>
+    <w:p>
+      <w:r>
+        <w:t>Бала чөнтөгүндөгү акчасынын баарын чыгарып, текчеге койду да, кылдат санап чыкты.</w:t>
+      </w:r>
+    </w:p>
+    <w:p>
+      <w:r>
+        <w:t>— Менде болгону он үч доллар жыйырма жети цент бар экен, — деди көңүлү чөгүп. Анан үмүттөнө сурады:</w:t>
+      </w:r>
+    </w:p>
+    <w:p>
+      <w:r>
+        <w:t>— Жок дегенде көрүп алсам болобу?</w:t>
+      </w:r>
+    </w:p>
+    <w:p>
+      <w:r>
+        <w:t>Дүкөнчү жылмайып, арткы бөлмөдөгү аялын чакырды. Көп өтпөй аял чыкты, анын артынан беш сүйкүмдүү, борсогой күчүк ээрчип келди. Бирөө гана башкалардан артта калып, араң басып келатты.</w:t>
+      </w:r>
+    </w:p>
+    <w:p>
+      <w:r>
+        <w:t>Бала андан көзүн алган жок.</w:t>
+      </w:r>
+    </w:p>
+    <w:p>
+      <w:r>
+        <w:t>— Мунун бутуна эмне болгон?</w:t>
+      </w:r>
+    </w:p>
+    <w:p>
+      <w:r>
+        <w:t>— Мал доктур бутунун сөөгүндө тубаса кемтик бар экенин айтты. Өмүр бою басканда кыйналат.</w:t>
+      </w:r>
+    </w:p>
+    <w:p>
+      <w:r>
+        <w:t>Бала дароо:</w:t>
+      </w:r>
+    </w:p>
+    <w:p>
+      <w:r>
+        <w:t>— Мен дал ушул күчүктү алгым келет! — деди.</w:t>
+      </w:r>
+    </w:p>
+    <w:p>
+      <w:r>
+        <w:t>Дүкөнчү таң калды:</w:t>
+      </w:r>
+    </w:p>
+    <w:p>
+      <w:r>
+        <w:t>— Ушуну тандайсың деп ойлогон эмесмин. Кааласаң, сага белек кылайын.</w:t>
+      </w:r>
+    </w:p>
+    <w:p>
+      <w:r>
+        <w:t>Баланын өңү өзгөрдү. Ал дүкөнчүнүн көзүнө тике карап, чечкиндүү сүйлөдү:</w:t>
+      </w:r>
+    </w:p>
+    <w:p>
+      <w:r>
+        <w:t>— Аны бекер алгым келбейт. Ал да башка күчүктөрдөй эле баалуу. Азыр он үч доллар жыйырма жети цент берем. Калганын отуз доллар толгончо жума сайын беш доллардан төлөйм.</w:t>
+      </w:r>
+    </w:p>
+    <w:p>
+      <w:r>
+        <w:t>Дүкөнчү аны дагы оюнан кайтарууга аракеттенди:</w:t>
+      </w:r>
+    </w:p>
+    <w:p>
+      <w:r>
+        <w:t>— Бирок ал башка күчүктөрдөй сени менен чуркап ойной албайт да.</w:t>
+      </w:r>
+    </w:p>
+    <w:p>
+      <w:r>
+        <w:t>— Ага да мүмкүнчүлүк беришибиз керек. Ал да башкалардай эле баалуу, — деп жооп берди бала.</w:t>
+      </w:r>
+    </w:p>
+    <w:p>
+      <w:r>
+        <w:lastRenderedPageBreak/>
+        <w:t>Анан эңкейип, шымынын багалегин өйдө түрдү. Полиомиелиттен жабыркаган бутун темир таянычтар кармап турган эле.</w:t>
+      </w:r>
+    </w:p>
+    <w:p>
+      <w:r>
+        <w:t>Бала дүкөнчүнү карап, акырын айтты:</w:t>
+      </w:r>
+    </w:p>
+    <w:p>
+      <w:r>
+        <w:t>— Байке, мен да чуркап ойной албайм. Бул күчүккө да, мага да бизди түшүнгөн, бизге таяныч болгон дос керек.</w:t>
+      </w:r>
+    </w:p>
+    <w:p>
       <w:r>
         <w:rPr>
-          <w:rFonts w:ascii="Arial" w:eastAsia="Arial" w:hAnsi="Arial"/>
-          <w:color w:val="000000"/>
-          <w:sz w:val="22"/>
-          <w:lang w:val="ky-KG"/>
+          <w:b/>
+          <w:bCs/>
         </w:rPr>
-        <w:t>Дүкөндүн терезесине «күчүктөр сатылат» деп жазылган кагаз чапталганын көргөн кичинекей бала ичкери кирди:</w:t>
-      </w:r>
-    </w:p>
-    <w:p>
-      <w:pPr>
-        <w:keepNext w:val="0"/>
-        <w:keepLines w:val="0"/>
-        <w:pageBreakBefore w:val="0"/>
-        <w:widowControl/>
-        <w:spacing w:line="269" w:lineRule="auto" w:after="120" w:before="0"/>
-      </w:pPr>
+        <w:t>Сабак: Ар бир жандыктын баркы анын эмнени жасай алары же жасай албасы менен өлчөнбөйт. Чыныгы достук — айырмачылыктардан улам алыстоо эмес, бири-бирин түшүнүп, колдоо көрсөтүү.</w:t>
+      </w:r>
+    </w:p>
+    <w:p>
       <w:r>
         <w:rPr>
-          <w:rFonts w:ascii="Arial" w:eastAsia="Arial" w:hAnsi="Arial"/>
-          <w:color w:val="000000"/>
-          <w:sz w:val="22"/>
-          <w:lang w:val="ky-KG"/>
+          <w:i/>
+          <w:iCs/>
         </w:rPr>
-        <w:t>— Күчүктөрдү канчадан сатасыз? — деп сурады.</w:t>
-      </w:r>
-    </w:p>
-    <w:p>
-      <w:pPr>
-        <w:keepNext w:val="0"/>
-        <w:keepLines w:val="0"/>
-        <w:pageBreakBefore w:val="0"/>
-        <w:widowControl/>
-        <w:spacing w:line="269" w:lineRule="auto" w:after="120" w:before="0"/>
-      </w:pPr>
-      <w:r>
-        <w:rPr>
-          <w:rFonts w:ascii="Arial" w:eastAsia="Arial" w:hAnsi="Arial"/>
-          <w:color w:val="000000"/>
-          <w:sz w:val="22"/>
-          <w:lang w:val="ky-KG"/>
-        </w:rPr>
-        <w:t>— Отуздан элүү долларга чейин. Ар биринин өз баасы бар, — деди дүкөн ээси.</w:t>
-      </w:r>
-    </w:p>
-    <w:p>
-      <w:pPr>
-        <w:keepNext w:val="0"/>
-        <w:keepLines w:val="0"/>
-        <w:pageBreakBefore w:val="0"/>
-        <w:widowControl/>
-        <w:spacing w:line="269" w:lineRule="auto" w:after="120" w:before="0"/>
-      </w:pPr>
-      <w:r>
-        <w:rPr>
-          <w:rFonts w:ascii="Arial" w:eastAsia="Arial" w:hAnsi="Arial"/>
-          <w:color w:val="000000"/>
-          <w:sz w:val="22"/>
-          <w:lang w:val="ky-KG"/>
-        </w:rPr>
-        <w:t>Бала колун чөнтөгүнө салып, болгон акчасын чыгарып, сатуучунун алдына койду да, баарын кунт коюп санап чыкты. Акырында көңүлү чөгүп:</w:t>
-      </w:r>
-    </w:p>
-    <w:p>
-      <w:pPr>
-        <w:keepNext w:val="0"/>
-        <w:keepLines w:val="0"/>
-        <w:pageBreakBefore w:val="0"/>
-        <w:widowControl/>
-        <w:spacing w:line="269" w:lineRule="auto" w:after="120" w:before="0"/>
-      </w:pPr>
-      <w:r>
-        <w:rPr>
-          <w:rFonts w:ascii="Arial" w:eastAsia="Arial" w:hAnsi="Arial"/>
-          <w:color w:val="000000"/>
-          <w:sz w:val="22"/>
-          <w:lang w:val="ky-KG"/>
-        </w:rPr>
-        <w:t>— Менин болгон акчам он үч доллар жыйырма жети цент экен, — деди. Анан терең дем алып:</w:t>
-      </w:r>
-    </w:p>
-    <w:p>
-      <w:pPr>
-        <w:keepNext w:val="0"/>
-        <w:keepLines w:val="0"/>
-        <w:pageBreakBefore w:val="0"/>
-        <w:widowControl/>
-        <w:spacing w:line="269" w:lineRule="auto" w:after="120" w:before="0"/>
-      </w:pPr>
-      <w:r>
-        <w:rPr>
-          <w:rFonts w:ascii="Arial" w:eastAsia="Arial" w:hAnsi="Arial"/>
-          <w:color w:val="000000"/>
-          <w:sz w:val="22"/>
-          <w:lang w:val="ky-KG"/>
-        </w:rPr>
-        <w:t>— Жок дегенде күчүктөрдү көрүүгө болобу? — деп сурады.</w:t>
-      </w:r>
-    </w:p>
-    <w:p>
-      <w:pPr>
-        <w:keepNext w:val="0"/>
-        <w:keepLines w:val="0"/>
-        <w:pageBreakBefore w:val="0"/>
-        <w:widowControl/>
-        <w:spacing w:line="269" w:lineRule="auto" w:after="120" w:before="0"/>
-      </w:pPr>
-      <w:r>
-        <w:rPr>
-          <w:rFonts w:ascii="Arial" w:eastAsia="Arial" w:hAnsi="Arial"/>
-          <w:color w:val="000000"/>
-          <w:sz w:val="22"/>
-          <w:lang w:val="ky-KG"/>
-        </w:rPr>
-        <w:t>Дүкөнчү жылмайып, күчүктөрдү алып келсин деп арткы бөлмөдөгү аялына үн катты. Бир аздан кийин аял чыкты, артынан томолонгон беш татынакай күчүк ээрчип келди. Бирок алардын бири араң басып жүрдү. Баланын көзү ошол күчүккө кадалды:</w:t>
-      </w:r>
-    </w:p>
-    <w:p>
-      <w:pPr>
-        <w:keepNext w:val="0"/>
-        <w:keepLines w:val="0"/>
-        <w:pageBreakBefore w:val="0"/>
-        <w:widowControl/>
-        <w:spacing w:line="269" w:lineRule="auto" w:after="120" w:before="0"/>
-      </w:pPr>
-      <w:r>
-        <w:rPr>
-          <w:rFonts w:ascii="Arial" w:eastAsia="Arial" w:hAnsi="Arial"/>
-          <w:color w:val="000000"/>
-          <w:sz w:val="22"/>
-          <w:lang w:val="ky-KG"/>
-        </w:rPr>
-        <w:t>— Буга эмне болгон? Эмнеге баса албайт? — деп сурады.</w:t>
-      </w:r>
-    </w:p>
-    <w:p>
-      <w:pPr>
-        <w:keepNext w:val="0"/>
-        <w:keepLines w:val="0"/>
-        <w:pageBreakBefore w:val="0"/>
-        <w:widowControl/>
-        <w:spacing w:line="269" w:lineRule="auto" w:after="120" w:before="0"/>
-      </w:pPr>
-      <w:r>
-        <w:rPr>
-          <w:rFonts w:ascii="Arial" w:eastAsia="Arial" w:hAnsi="Arial"/>
-          <w:color w:val="000000"/>
-          <w:sz w:val="22"/>
-          <w:lang w:val="ky-KG"/>
-        </w:rPr>
-        <w:t>— Ветеринарыбыз анын балтырынын ичке сөөгү тубаса кемтик экенин айтты. Ал эч качан эркин баса албайт, — деп жооп берди дүкөн ээси.</w:t>
-      </w:r>
-    </w:p>
-    <w:p>
-      <w:pPr>
-        <w:keepNext w:val="0"/>
-        <w:keepLines w:val="0"/>
-        <w:pageBreakBefore w:val="0"/>
-        <w:widowControl/>
-        <w:spacing w:line="269" w:lineRule="auto" w:after="120" w:before="0"/>
-      </w:pPr>
-      <w:r>
-        <w:rPr>
-          <w:rFonts w:ascii="Arial" w:eastAsia="Arial" w:hAnsi="Arial"/>
-          <w:color w:val="000000"/>
-          <w:sz w:val="22"/>
-          <w:lang w:val="ky-KG"/>
-        </w:rPr>
-        <w:t>Муну уккан бала толкунданып:</w:t>
-      </w:r>
-    </w:p>
-    <w:p>
-      <w:pPr>
-        <w:keepNext w:val="0"/>
-        <w:keepLines w:val="0"/>
-        <w:pageBreakBefore w:val="0"/>
-        <w:widowControl/>
-        <w:spacing w:line="269" w:lineRule="auto" w:after="120" w:before="0"/>
-      </w:pPr>
-      <w:r>
-        <w:rPr>
-          <w:rFonts w:ascii="Arial" w:eastAsia="Arial" w:hAnsi="Arial"/>
-          <w:color w:val="000000"/>
-          <w:sz w:val="22"/>
-          <w:lang w:val="ky-KG"/>
-        </w:rPr>
-        <w:t>— Мен дал ушул күчүктү сатып алгым келет, — деди. Дүкөн ээси болсо:</w:t>
-      </w:r>
-    </w:p>
-    <w:p>
-      <w:pPr>
-        <w:keepNext w:val="0"/>
-        <w:keepLines w:val="0"/>
-        <w:pageBreakBefore w:val="0"/>
-        <w:widowControl/>
-        <w:spacing w:line="269" w:lineRule="auto" w:after="120" w:before="0"/>
-      </w:pPr>
-      <w:r>
-        <w:rPr>
-          <w:rFonts w:ascii="Arial" w:eastAsia="Arial" w:hAnsi="Arial"/>
-          <w:color w:val="000000"/>
-          <w:sz w:val="22"/>
-          <w:lang w:val="ky-KG"/>
-        </w:rPr>
-        <w:t>— Муну сатып алгың келбесе керек, балам. Кааласаң, сага белек кылып берейин, — деди.</w:t>
-      </w:r>
-    </w:p>
-    <w:p>
-      <w:pPr>
-        <w:keepNext w:val="0"/>
-        <w:keepLines w:val="0"/>
-        <w:pageBreakBefore w:val="0"/>
-        <w:widowControl/>
-        <w:spacing w:line="269" w:lineRule="auto" w:after="120" w:before="0"/>
-      </w:pPr>
-      <w:r>
-        <w:rPr>
-          <w:rFonts w:ascii="Arial" w:eastAsia="Arial" w:hAnsi="Arial"/>
-          <w:color w:val="000000"/>
-          <w:sz w:val="22"/>
-          <w:lang w:val="ky-KG"/>
-        </w:rPr>
-        <w:t>Кичинекей баланын катуу ачууланганы көзүнөн көрүнүп турду. Ал дүкөн ээсинин көзүнө тике карап:</w:t>
-      </w:r>
-    </w:p>
-    <w:p>
-      <w:pPr>
-        <w:keepNext w:val="0"/>
-        <w:keepLines w:val="0"/>
-        <w:pageBreakBefore w:val="0"/>
-        <w:widowControl/>
-        <w:spacing w:line="269" w:lineRule="auto" w:after="120" w:before="0"/>
-      </w:pPr>
-      <w:r>
-        <w:rPr>
-          <w:rFonts w:ascii="Arial" w:eastAsia="Arial" w:hAnsi="Arial"/>
-          <w:color w:val="000000"/>
-          <w:sz w:val="22"/>
-          <w:lang w:val="ky-KG"/>
-        </w:rPr>
-        <w:t>— Аны мага белек кылышыңызды каалабайм. Бул күчүк да башкалардай эле баалуу. Азыр сизге он үч доллар жыйырма жети цент бере алам, ал эми отуз доллар толгонго чейин жума сайын беш доллардан алып келип турам, — деди.</w:t>
-      </w:r>
-    </w:p>
-    <w:p>
-      <w:pPr>
-        <w:keepNext w:val="0"/>
-        <w:keepLines w:val="0"/>
-        <w:pageBreakBefore w:val="0"/>
-        <w:widowControl/>
-        <w:spacing w:line="269" w:lineRule="auto" w:after="120" w:before="0"/>
-      </w:pPr>
-      <w:r>
-        <w:rPr>
-          <w:rFonts w:ascii="Arial" w:eastAsia="Arial" w:hAnsi="Arial"/>
-          <w:color w:val="000000"/>
-          <w:sz w:val="22"/>
-          <w:lang w:val="ky-KG"/>
-        </w:rPr>
-        <w:t>Дүкөнчү:</w:t>
-      </w:r>
-    </w:p>
-    <w:p>
-      <w:pPr>
-        <w:keepNext w:val="0"/>
-        <w:keepLines w:val="0"/>
-        <w:pageBreakBefore w:val="0"/>
-        <w:widowControl/>
-        <w:spacing w:line="269" w:lineRule="auto" w:after="120" w:before="0"/>
-      </w:pPr>
-      <w:r>
-        <w:rPr>
-          <w:rFonts w:ascii="Arial" w:eastAsia="Arial" w:hAnsi="Arial"/>
-          <w:color w:val="000000"/>
-          <w:sz w:val="22"/>
-          <w:lang w:val="ky-KG"/>
-        </w:rPr>
-        <w:t>— Бул күчүктү чындап каалабайсың, уулум. Ал башка күчүктөрдөй болуп сени менен чуркап ойной албайт, — дегенде, бала:</w:t>
-      </w:r>
-    </w:p>
-    <w:p>
-      <w:pPr>
-        <w:keepNext w:val="0"/>
-        <w:keepLines w:val="0"/>
-        <w:pageBreakBefore w:val="0"/>
-        <w:widowControl/>
-        <w:spacing w:line="269" w:lineRule="auto" w:after="120" w:before="0"/>
-      </w:pPr>
-      <w:r>
-        <w:rPr>
-          <w:rFonts w:ascii="Arial" w:eastAsia="Arial" w:hAnsi="Arial"/>
-          <w:color w:val="000000"/>
-          <w:sz w:val="22"/>
-          <w:lang w:val="ky-KG"/>
-        </w:rPr>
-        <w:t>— Бирок ага мүмкүнчүлүк беришибиз керек, ал да башка күчүктөрдөй эле баалуу, — деп каршы чыкты. Анан эңкейип, шымынын багалегин өйдө түрүп, балдар шал оорусунан жабыркаган бутун жана ага тагылган темир таянычтарды көрсөттү. Кайра кишиге бурулуп, жумшак үн менен мындай деди:</w:t>
-      </w:r>
-    </w:p>
-    <w:p>
-      <w:pPr>
-        <w:keepNext/>
-        <w:keepLines w:val="0"/>
-        <w:pageBreakBefore w:val="0"/>
-        <w:widowControl/>
-        <w:spacing w:line="269" w:lineRule="auto" w:after="120" w:before="0"/>
-      </w:pPr>
-      <w:r>
-        <w:rPr>
-          <w:rFonts w:ascii="Arial" w:eastAsia="Arial" w:hAnsi="Arial"/>
-          <w:color w:val="000000"/>
-          <w:sz w:val="22"/>
-          <w:lang w:val="ky-KG"/>
-        </w:rPr>
-        <w:t>— Байке, мен да чуркап ойной албайм. Бул күчүккө да, мага да бизди түшүнүп, колдой турган достор керек.</w:t>
-      </w:r>
-    </w:p>
-    <w:p>
-      <w:pPr>
-        <w:pStyle w:val="Moral"/>
-        <w:keepNext/>
-        <w:keepLines/>
-        <w:pageBreakBefore w:val="0"/>
-        <w:widowControl/>
-        <w:spacing w:before="120" w:after="120" w:line="269" w:lineRule="auto"/>
-        <w:ind w:left="240" w:right="240"/>
-        <w:rPr>
-          <w:lang w:val="ru-RU"/>
-        </w:rPr>
-      </w:pPr>
-      <w:r>
-        <w:rPr>
-          <w:rFonts w:ascii="Arial" w:hAnsi="Arial"/>
-          <w:b/>
-          <w:color w:val="000000"/>
-          <w:sz w:val="22"/>
-          <w:lang w:val="ky-KG"/>
-        </w:rPr>
-        <w:t>Сабак: Ар бир жанга аны түшүнүп, колдой турган дос керек. Башкачасы да калгандарындай эле баалуу; ага мүмкүнчүлүк берүү керек.</w:t>
-      </w:r>
-      <w:r>
-        <w:rPr>
-          <w:rFonts w:ascii="Arial" w:hAnsi="Arial"/>
-          <w:color w:val="000000"/>
-          <w:sz w:val="22"/>
-          <w:lang w:val="ky-KG"/>
-        </w:rPr>
-      </w:r>
-    </w:p>
-    <w:p>
-      <w:pPr>
-        <w:keepNext w:val="0"/>
-        <w:keepLines w:val="0"/>
-        <w:pageBreakBefore w:val="0"/>
-        <w:widowControl/>
-        <w:spacing w:before="0" w:after="160" w:line="269" w:lineRule="auto"/>
-        <w:jc w:val="right"/>
-      </w:pPr>
-      <w:r>
-        <w:rPr>
-          <w:rFonts w:ascii="Arial" w:eastAsia="Arial" w:hAnsi="Arial" w:cs="Arial"/>
-          <w:i/>
-          <w:color w:val="000000"/>
-          <w:sz w:val="18"/>
-          <w:lang w:val="ky-KG"/>
-        </w:rPr>
-        <w:t>Аңгемелер ачык интернет булактарынан алынган, иллюстрациялар болсо ЖИ менен түзүлгөн.</w:t>
-      </w:r>
-    </w:p>
+        <w:t>Аңгемелер интернеттен чогултулуп, жасалма интеллекттин жардамы менен иштелип чыккан. Бардык сүрөттөр жасалма интеллект аркылуу түзүлгөн.</w:t>
+      </w:r>
+    </w:p>
+    <w:p/>
     <w:sectPr>
       <w:headerReference w:type="even" r:id="rId7"/>
       <w:headerReference w:type="default" r:id="rId8"/>
@@ -1230,7 +971,6 @@
     </w:pPr>
     <w:rPr>
       <w:rFonts w:asciiTheme="majorHAnsi" w:eastAsiaTheme="majorEastAsia" w:hAnsiTheme="majorHAnsi" w:cstheme="majorBidi"/>
-      <w:color w:val="000000"/>
       <w:sz w:val="40"/>
       <w:szCs w:val="40"/>
     </w:rPr>
@@ -1252,7 +992,6 @@
     </w:pPr>
     <w:rPr>
       <w:rFonts w:asciiTheme="majorHAnsi" w:eastAsiaTheme="majorEastAsia" w:hAnsiTheme="majorHAnsi" w:cstheme="majorBidi"/>
-      <w:color w:val="000000"/>
       <w:sz w:val="32"/>
       <w:szCs w:val="32"/>
     </w:rPr>
@@ -1275,7 +1014,6 @@
     </w:pPr>
     <w:rPr>
       <w:rFonts w:eastAsiaTheme="majorEastAsia" w:cstheme="majorBidi"/>
-      <w:color w:val="000000"/>
       <w:sz w:val="28"/>
       <w:szCs w:val="28"/>
     </w:rPr>
@@ -1300,7 +1038,6 @@
       <w:rFonts w:eastAsiaTheme="majorEastAsia" w:cstheme="majorBidi"/>
       <w:i/>
       <w:iCs/>
-      <w:color w:val="000000"/>
     </w:rPr>
   </w:style>
   <w:style w:type="paragraph" w:styleId="Heading5">
@@ -1321,7 +1058,6 @@
     </w:pPr>
     <w:rPr>
       <w:rFonts w:eastAsiaTheme="majorEastAsia" w:cstheme="majorBidi"/>
-      <w:color w:val="000000"/>
     </w:rPr>
   </w:style>
   <w:style w:type="paragraph" w:styleId="Heading6">
@@ -1344,7 +1080,6 @@
       <w:rFonts w:eastAsiaTheme="majorEastAsia" w:cstheme="majorBidi"/>
       <w:i/>
       <w:iCs/>
-      <w:color w:val="000000"/>
     </w:rPr>
   </w:style>
   <w:style w:type="paragraph" w:styleId="Heading7">
@@ -1365,7 +1100,6 @@
     </w:pPr>
     <w:rPr>
       <w:rFonts w:eastAsiaTheme="majorEastAsia" w:cstheme="majorBidi"/>
-      <w:color w:val="000000"/>
     </w:rPr>
   </w:style>
   <w:style w:type="paragraph" w:styleId="Heading8">
@@ -1388,7 +1122,6 @@
       <w:rFonts w:eastAsiaTheme="majorEastAsia" w:cstheme="majorBidi"/>
       <w:i/>
       <w:iCs/>
-      <w:color w:val="000000"/>
     </w:rPr>
   </w:style>
   <w:style w:type="paragraph" w:styleId="Heading9">
@@ -1409,13 +1142,11 @@
     </w:pPr>
     <w:rPr>
       <w:rFonts w:eastAsiaTheme="majorEastAsia" w:cstheme="majorBidi"/>
-      <w:color w:val="000000"/>
     </w:rPr>
   </w:style>
   <w:style w:type="character" w:default="1" w:styleId="DefaultParagraphFont">
     <w:name w:val="Default Paragraph Font"/>
     <w:uiPriority w:val="1"/>
-    <w:semiHidden/>
     <w:unhideWhenUsed/>
   </w:style>
   <w:style w:type="table" w:default="1" w:styleId="TableNormal">
@@ -1571,7 +1302,6 @@
     </w:pPr>
     <w:rPr>
       <w:rFonts w:asciiTheme="majorHAnsi" w:eastAsiaTheme="majorEastAsia" w:hAnsiTheme="majorHAnsi" w:cstheme="majorBidi"/>
-      <w:color w:val="000000"/>
       <w:spacing w:val="-10"/>
       <w:kern w:val="28"/>
       <w:sz w:val="56"/>
@@ -1607,7 +1337,6 @@
     </w:pPr>
     <w:rPr>
       <w:rFonts w:eastAsiaTheme="majorEastAsia" w:cstheme="majorBidi"/>
-      <w:color w:val="000000"/>
       <w:spacing w:val="15"/>
       <w:sz w:val="28"/>
       <w:szCs w:val="28"/>
@@ -1642,7 +1371,6 @@
     <w:rPr>
       <w:i/>
       <w:iCs/>
-      <w:color w:val="000000"/>
     </w:rPr>
   </w:style>
   <w:style w:type="character" w:customStyle="1" w:styleId="QuoteChar">
@@ -1667,9 +1395,6 @@
       <w:ind w:left="720"/>
       <w:contextualSpacing/>
     </w:pPr>
-    <w:rPr>
-      <w:color w:val="000000"/>
-    </w:rPr>
   </w:style>
   <w:style w:type="character" w:styleId="IntenseEmphasis">
     <w:name w:val="Intense Emphasis"/>
@@ -1699,7 +1424,6 @@
     <w:rPr>
       <w:i/>
       <w:iCs/>
-      <w:color w:val="000000"/>
     </w:rPr>
   </w:style>
   <w:style w:type="character" w:customStyle="1" w:styleId="IntenseQuoteChar">
@@ -1739,9 +1463,6 @@
     <w:pPr>
       <w:spacing w:after="100"/>
     </w:pPr>
-    <w:rPr>
-      <w:color w:val="000000"/>
-    </w:rPr>
   </w:style>
   <w:style w:type="paragraph" w:customStyle="1" w:styleId="Moral">
     <w:name w:val="Moral"/>
@@ -1753,7 +1474,6 @@
     <w:rPr>
       <w:rFonts w:ascii="Arial" w:eastAsia="Arial" w:hAnsi="Arial"/>
       <w:i/>
-      <w:color w:val="000000"/>
       <w:kern w:val="0"/>
       <w:sz w:val="22"/>
       <w:szCs w:val="22"/>
@@ -1775,9 +1495,6 @@
       </w:tabs>
       <w:spacing w:after="0" w:line="240" w:lineRule="auto"/>
     </w:pPr>
-    <w:rPr>
-      <w:color w:val="000000"/>
-    </w:rPr>
   </w:style>
   <w:style w:type="character" w:customStyle="1" w:styleId="HeaderChar">
     <w:name w:val="Header Char"/>
@@ -1800,9 +1517,6 @@
       </w:tabs>
       <w:spacing w:after="0" w:line="240" w:lineRule="auto"/>
     </w:pPr>
-    <w:rPr>
-      <w:color w:val="000000"/>
-    </w:rPr>
   </w:style>
   <w:style w:type="character" w:customStyle="1" w:styleId="FooterChar">
     <w:name w:val="Footer Char"/>
@@ -1825,7 +1539,6 @@
     </w:pPr>
     <w:rPr>
       <w:rFonts w:eastAsiaTheme="minorEastAsia"/>
-      <w:color w:val="000000"/>
     </w:rPr>
   </w:style>
   <w:style w:type="paragraph" w:styleId="TOC3">
@@ -1842,7 +1555,6 @@
     </w:pPr>
     <w:rPr>
       <w:rFonts w:eastAsiaTheme="minorEastAsia"/>
-      <w:color w:val="000000"/>
     </w:rPr>
   </w:style>
   <w:style w:type="paragraph" w:styleId="TOC4">
@@ -1859,7 +1571,6 @@
     </w:pPr>
     <w:rPr>
       <w:rFonts w:eastAsiaTheme="minorEastAsia"/>
-      <w:color w:val="000000"/>
     </w:rPr>
   </w:style>
   <w:style w:type="paragraph" w:styleId="TOC5">
@@ -1876,7 +1587,6 @@
     </w:pPr>
     <w:rPr>
       <w:rFonts w:eastAsiaTheme="minorEastAsia"/>
-      <w:color w:val="000000"/>
     </w:rPr>
   </w:style>
   <w:style w:type="paragraph" w:styleId="TOC6">
@@ -1893,7 +1603,6 @@
     </w:pPr>
     <w:rPr>
       <w:rFonts w:eastAsiaTheme="minorEastAsia"/>
-      <w:color w:val="000000"/>
     </w:rPr>
   </w:style>
   <w:style w:type="paragraph" w:styleId="TOC7">
@@ -1910,7 +1619,6 @@
     </w:pPr>
     <w:rPr>
       <w:rFonts w:eastAsiaTheme="minorEastAsia"/>
-      <w:color w:val="000000"/>
     </w:rPr>
   </w:style>
   <w:style w:type="paragraph" w:styleId="TOC8">
@@ -1927,7 +1635,6 @@
     </w:pPr>
     <w:rPr>
       <w:rFonts w:eastAsiaTheme="minorEastAsia"/>
-      <w:color w:val="000000"/>
     </w:rPr>
   </w:style>
   <w:style w:type="paragraph" w:styleId="TOC9">
@@ -1944,7 +1651,6 @@
     </w:pPr>
     <w:rPr>
       <w:rFonts w:eastAsiaTheme="minorEastAsia"/>
-      <w:color w:val="000000"/>
     </w:rPr>
   </w:style>
   <w:style w:type="paragraph" w:styleId="TOCHeading">
@@ -1960,7 +1666,6 @@
       <w:outlineLvl w:val="9"/>
     </w:pPr>
     <w:rPr>
-      <w:color w:val="000000"/>
       <w:kern w:val="0"/>
       <w:sz w:val="32"/>
       <w:szCs w:val="32"/>
